--- a/docs/meetings/sprint4_supervisor_review.docx
+++ b/docs/meetings/sprint4_supervisor_review.docx
@@ -20,7 +20,27 @@
           <w:sz w:val="36"/>
           <w:szCs w:val="36"/>
         </w:rPr>
-        <w:t>SPRINT 4 — SPONSOR REVIEW</w:t>
+        <w:t xml:space="preserve">SPRINT 4 — </w:t>
+      </w:r>
+      <w:r>
+        <w:rPr>
+          <w:b/>
+          <w:bCs/>
+          <w:color w:val="153D63" w:themeColor="text2" w:themeTint="E6"/>
+          <w:sz w:val="36"/>
+          <w:szCs w:val="36"/>
+        </w:rPr>
+        <w:t>SUPERVISOR</w:t>
+      </w:r>
+      <w:r>
+        <w:rPr>
+          <w:b/>
+          <w:bCs/>
+          <w:color w:val="153D63" w:themeColor="text2" w:themeTint="E6"/>
+          <w:sz w:val="36"/>
+          <w:szCs w:val="36"/>
+        </w:rPr>
+        <w:t xml:space="preserve"> REVIEW</w:t>
       </w:r>
     </w:p>
     <w:p>
@@ -101,7 +121,13 @@
       </w:r>
       <w:proofErr w:type="spellEnd"/>
       <w:r>
-        <w:t xml:space="preserve"> frontend to real HTTP calls, and lay the foundation for the Sprint 5 full RAG integration. This document summarises the outcomes of the Sprint 4 sponsor review meeting held with Prof. Jun Yan on 13 May 2026.</w:t>
+        <w:t xml:space="preserve"> frontend to real HTTP calls, and lay the foundation for the Sprint 5 full RAG integration. This document summarises the outcomes of the Sprint 4 </w:t>
+      </w:r>
+      <w:r>
+        <w:t>supervisor</w:t>
+      </w:r>
+      <w:r>
+        <w:t xml:space="preserve"> review meeting held with Prof. Jun Yan on 13 May 2026.</w:t>
       </w:r>
     </w:p>
     <w:p/>
@@ -556,12 +582,6 @@
         <w:gridCol w:w="6526"/>
       </w:tblGrid>
       <w:tr>
-        <w:tblPrEx>
-          <w:tblCellMar>
-            <w:top w:w="0" w:type="dxa"/>
-            <w:bottom w:w="0" w:type="dxa"/>
-          </w:tblCellMar>
-        </w:tblPrEx>
         <w:tc>
           <w:tcPr>
             <w:tcW w:w="2500" w:type="dxa"/>
@@ -618,12 +638,6 @@
         </w:tc>
       </w:tr>
       <w:tr>
-        <w:tblPrEx>
-          <w:tblCellMar>
-            <w:top w:w="0" w:type="dxa"/>
-            <w:bottom w:w="0" w:type="dxa"/>
-          </w:tblCellMar>
-        </w:tblPrEx>
         <w:tc>
           <w:tcPr>
             <w:tcW w:w="2500" w:type="dxa"/>
@@ -680,12 +694,6 @@
         </w:tc>
       </w:tr>
       <w:tr>
-        <w:tblPrEx>
-          <w:tblCellMar>
-            <w:top w:w="0" w:type="dxa"/>
-            <w:bottom w:w="0" w:type="dxa"/>
-          </w:tblCellMar>
-        </w:tblPrEx>
         <w:tc>
           <w:tcPr>
             <w:tcW w:w="2500" w:type="dxa"/>
@@ -732,12 +740,6 @@
         </w:tc>
       </w:tr>
       <w:tr>
-        <w:tblPrEx>
-          <w:tblCellMar>
-            <w:top w:w="0" w:type="dxa"/>
-            <w:bottom w:w="0" w:type="dxa"/>
-          </w:tblCellMar>
-        </w:tblPrEx>
         <w:tc>
           <w:tcPr>
             <w:tcW w:w="2500" w:type="dxa"/>
@@ -834,12 +836,6 @@
         <w:gridCol w:w="1317"/>
       </w:tblGrid>
       <w:tr>
-        <w:tblPrEx>
-          <w:tblCellMar>
-            <w:top w:w="0" w:type="dxa"/>
-            <w:bottom w:w="0" w:type="dxa"/>
-          </w:tblCellMar>
-        </w:tblPrEx>
         <w:tc>
           <w:tcPr>
             <w:tcW w:w="500" w:type="dxa"/>
@@ -977,12 +973,6 @@
         </w:tc>
       </w:tr>
       <w:tr>
-        <w:tblPrEx>
-          <w:tblCellMar>
-            <w:top w:w="0" w:type="dxa"/>
-            <w:bottom w:w="0" w:type="dxa"/>
-          </w:tblCellMar>
-        </w:tblPrEx>
         <w:tc>
           <w:tcPr>
             <w:tcW w:w="500" w:type="dxa"/>
@@ -1116,12 +1106,6 @@
         </w:tc>
       </w:tr>
       <w:tr>
-        <w:tblPrEx>
-          <w:tblCellMar>
-            <w:top w:w="0" w:type="dxa"/>
-            <w:bottom w:w="0" w:type="dxa"/>
-          </w:tblCellMar>
-        </w:tblPrEx>
         <w:tc>
           <w:tcPr>
             <w:tcW w:w="500" w:type="dxa"/>
@@ -1234,12 +1218,6 @@
         </w:tc>
       </w:tr>
       <w:tr>
-        <w:tblPrEx>
-          <w:tblCellMar>
-            <w:top w:w="0" w:type="dxa"/>
-            <w:bottom w:w="0" w:type="dxa"/>
-          </w:tblCellMar>
-        </w:tblPrEx>
         <w:tc>
           <w:tcPr>
             <w:tcW w:w="500" w:type="dxa"/>
@@ -1357,12 +1335,6 @@
         </w:tc>
       </w:tr>
       <w:tr>
-        <w:tblPrEx>
-          <w:tblCellMar>
-            <w:top w:w="0" w:type="dxa"/>
-            <w:bottom w:w="0" w:type="dxa"/>
-          </w:tblCellMar>
-        </w:tblPrEx>
         <w:tc>
           <w:tcPr>
             <w:tcW w:w="500" w:type="dxa"/>
@@ -1475,12 +1447,6 @@
         </w:tc>
       </w:tr>
       <w:tr>
-        <w:tblPrEx>
-          <w:tblCellMar>
-            <w:top w:w="0" w:type="dxa"/>
-            <w:bottom w:w="0" w:type="dxa"/>
-          </w:tblCellMar>
-        </w:tblPrEx>
         <w:tc>
           <w:tcPr>
             <w:tcW w:w="500" w:type="dxa"/>
@@ -1598,12 +1564,6 @@
         </w:tc>
       </w:tr>
       <w:tr>
-        <w:tblPrEx>
-          <w:tblCellMar>
-            <w:top w:w="0" w:type="dxa"/>
-            <w:bottom w:w="0" w:type="dxa"/>
-          </w:tblCellMar>
-        </w:tblPrEx>
         <w:tc>
           <w:tcPr>
             <w:tcW w:w="500" w:type="dxa"/>
@@ -1719,12 +1679,6 @@
         </w:tc>
       </w:tr>
       <w:tr>
-        <w:tblPrEx>
-          <w:tblCellMar>
-            <w:top w:w="0" w:type="dxa"/>
-            <w:bottom w:w="0" w:type="dxa"/>
-          </w:tblCellMar>
-        </w:tblPrEx>
         <w:tc>
           <w:tcPr>
             <w:tcW w:w="500" w:type="dxa"/>
@@ -1842,12 +1796,6 @@
         </w:tc>
       </w:tr>
       <w:tr>
-        <w:tblPrEx>
-          <w:tblCellMar>
-            <w:top w:w="0" w:type="dxa"/>
-            <w:bottom w:w="0" w:type="dxa"/>
-          </w:tblCellMar>
-        </w:tblPrEx>
         <w:tc>
           <w:tcPr>
             <w:tcW w:w="500" w:type="dxa"/>
@@ -1968,12 +1916,6 @@
         </w:tc>
       </w:tr>
       <w:tr>
-        <w:tblPrEx>
-          <w:tblCellMar>
-            <w:top w:w="0" w:type="dxa"/>
-            <w:bottom w:w="0" w:type="dxa"/>
-          </w:tblCellMar>
-        </w:tblPrEx>
         <w:tc>
           <w:tcPr>
             <w:tcW w:w="500" w:type="dxa"/>
@@ -2091,12 +2033,6 @@
         </w:tc>
       </w:tr>
       <w:tr>
-        <w:tblPrEx>
-          <w:tblCellMar>
-            <w:top w:w="0" w:type="dxa"/>
-            <w:bottom w:w="0" w:type="dxa"/>
-          </w:tblCellMar>
-        </w:tblPrEx>
         <w:tc>
           <w:tcPr>
             <w:tcW w:w="500" w:type="dxa"/>
@@ -2247,12 +2183,6 @@
         <w:gridCol w:w="2926"/>
       </w:tblGrid>
       <w:tr>
-        <w:tblPrEx>
-          <w:tblCellMar>
-            <w:top w:w="0" w:type="dxa"/>
-            <w:bottom w:w="0" w:type="dxa"/>
-          </w:tblCellMar>
-        </w:tblPrEx>
         <w:tc>
           <w:tcPr>
             <w:tcW w:w="600" w:type="dxa"/>
@@ -2336,12 +2266,6 @@
         </w:tc>
       </w:tr>
       <w:tr>
-        <w:tblPrEx>
-          <w:tblCellMar>
-            <w:top w:w="0" w:type="dxa"/>
-            <w:bottom w:w="0" w:type="dxa"/>
-          </w:tblCellMar>
-        </w:tblPrEx>
         <w:tc>
           <w:tcPr>
             <w:tcW w:w="600" w:type="dxa"/>
@@ -2421,12 +2345,6 @@
         </w:tc>
       </w:tr>
       <w:tr>
-        <w:tblPrEx>
-          <w:tblCellMar>
-            <w:top w:w="0" w:type="dxa"/>
-            <w:bottom w:w="0" w:type="dxa"/>
-          </w:tblCellMar>
-        </w:tblPrEx>
         <w:tc>
           <w:tcPr>
             <w:tcW w:w="600" w:type="dxa"/>
@@ -2495,12 +2413,6 @@
         </w:tc>
       </w:tr>
       <w:tr>
-        <w:tblPrEx>
-          <w:tblCellMar>
-            <w:top w:w="0" w:type="dxa"/>
-            <w:bottom w:w="0" w:type="dxa"/>
-          </w:tblCellMar>
-        </w:tblPrEx>
         <w:tc>
           <w:tcPr>
             <w:tcW w:w="600" w:type="dxa"/>
@@ -2572,12 +2484,6 @@
         </w:tc>
       </w:tr>
       <w:tr>
-        <w:tblPrEx>
-          <w:tblCellMar>
-            <w:top w:w="0" w:type="dxa"/>
-            <w:bottom w:w="0" w:type="dxa"/>
-          </w:tblCellMar>
-        </w:tblPrEx>
         <w:tc>
           <w:tcPr>
             <w:tcW w:w="600" w:type="dxa"/>
